--- a/documentation/2_Documentacion_Codigo_Fuente.docx
+++ b/documentation/2_Documentacion_Codigo_Fuente.docx
@@ -37,7 +37,7 @@
         <w:br/>
         <w:t>Fuente técnica: oli_v6_deploy.py</w:t>
         <w:br/>
-        <w:t>Actualizado: 30 de abril de 2026</w:t>
+        <w:t>Actualizado: 11 de mayo de 2026</w:t>
       </w:r>
     </w:p>
     <w:p/>
@@ -79,6 +79,10 @@
         <w:gridCol w:w="5040"/>
       </w:tblGrid>
       <w:tr>
+        <w:trPr>
+          <w:cantSplit/>
+          <w:tblHeader w:val="true"/>
+        </w:trPr>
         <w:tc>
           <w:tcPr>
             <w:tcW w:type="dxa" w:w="3888"/>
@@ -121,6 +125,9 @@
         </w:tc>
       </w:tr>
       <w:tr>
+        <w:trPr>
+          <w:cantSplit/>
+        </w:trPr>
         <w:tc>
           <w:tcPr>
             <w:tcW w:type="dxa" w:w="3888"/>
@@ -159,6 +166,9 @@
         </w:tc>
       </w:tr>
       <w:tr>
+        <w:trPr>
+          <w:cantSplit/>
+        </w:trPr>
         <w:tc>
           <w:tcPr>
             <w:tcW w:type="dxa" w:w="3888"/>
@@ -197,6 +207,9 @@
         </w:tc>
       </w:tr>
       <w:tr>
+        <w:trPr>
+          <w:cantSplit/>
+        </w:trPr>
         <w:tc>
           <w:tcPr>
             <w:tcW w:type="dxa" w:w="3888"/>
@@ -235,6 +248,9 @@
         </w:tc>
       </w:tr>
       <w:tr>
+        <w:trPr>
+          <w:cantSplit/>
+        </w:trPr>
         <w:tc>
           <w:tcPr>
             <w:tcW w:type="dxa" w:w="3888"/>
@@ -273,6 +289,9 @@
         </w:tc>
       </w:tr>
       <w:tr>
+        <w:trPr>
+          <w:cantSplit/>
+        </w:trPr>
         <w:tc>
           <w:tcPr>
             <w:tcW w:type="dxa" w:w="3888"/>
@@ -311,6 +330,9 @@
         </w:tc>
       </w:tr>
       <w:tr>
+        <w:trPr>
+          <w:cantSplit/>
+        </w:trPr>
         <w:tc>
           <w:tcPr>
             <w:tcW w:type="dxa" w:w="3888"/>
@@ -343,12 +365,15 @@
               <w:rPr>
                 <w:b w:val="0"/>
               </w:rPr>
-              <w:t>Embeddings de recomendaciones para FAISS.</w:t>
+              <w:t>Embeddings de recomendaciones cargados en arranque para el índice FAISS.</w:t>
             </w:r>
           </w:p>
         </w:tc>
       </w:tr>
       <w:tr>
+        <w:trPr>
+          <w:cantSplit/>
+        </w:trPr>
         <w:tc>
           <w:tcPr>
             <w:tcW w:type="dxa" w:w="3888"/>
@@ -381,12 +406,15 @@
               <w:rPr>
                 <w:b w:val="0"/>
               </w:rPr>
-              <w:t>Metadatos alineados al embedding de recomendaciones.</w:t>
+              <w:t>Metadatos alineados al embedding de recomendaciones cargado en arranque.</w:t>
             </w:r>
           </w:p>
         </w:tc>
       </w:tr>
       <w:tr>
+        <w:trPr>
+          <w:cantSplit/>
+        </w:trPr>
         <w:tc>
           <w:tcPr>
             <w:tcW w:type="dxa" w:w="3888"/>
@@ -425,6 +453,9 @@
         </w:tc>
       </w:tr>
       <w:tr>
+        <w:trPr>
+          <w:cantSplit/>
+        </w:trPr>
         <w:tc>
           <w:tcPr>
             <w:tcW w:type="dxa" w:w="3888"/>
@@ -463,6 +494,9 @@
         </w:tc>
       </w:tr>
       <w:tr>
+        <w:trPr>
+          <w:cantSplit/>
+        </w:trPr>
         <w:tc>
           <w:tcPr>
             <w:tcW w:type="dxa" w:w="3888"/>
@@ -501,6 +535,9 @@
         </w:tc>
       </w:tr>
       <w:tr>
+        <w:trPr>
+          <w:cantSplit/>
+        </w:trPr>
         <w:tc>
           <w:tcPr>
             <w:tcW w:type="dxa" w:w="3888"/>
@@ -539,6 +576,9 @@
         </w:tc>
       </w:tr>
       <w:tr>
+        <w:trPr>
+          <w:cantSplit/>
+        </w:trPr>
         <w:tc>
           <w:tcPr>
             <w:tcW w:type="dxa" w:w="3888"/>
@@ -700,6 +740,10 @@
         <w:gridCol w:w="3360"/>
       </w:tblGrid>
       <w:tr>
+        <w:trPr>
+          <w:cantSplit/>
+          <w:tblHeader w:val="true"/>
+        </w:trPr>
         <w:tc>
           <w:tcPr>
             <w:tcW w:type="dxa" w:w="2304"/>
@@ -762,6 +806,9 @@
         </w:tc>
       </w:tr>
       <w:tr>
+        <w:trPr>
+          <w:cantSplit/>
+        </w:trPr>
         <w:tc>
           <w:tcPr>
             <w:tcW w:type="dxa" w:w="2304"/>
@@ -818,6 +865,9 @@
         </w:tc>
       </w:tr>
       <w:tr>
+        <w:trPr>
+          <w:cantSplit/>
+        </w:trPr>
         <w:tc>
           <w:tcPr>
             <w:tcW w:type="dxa" w:w="2304"/>
@@ -874,6 +924,9 @@
         </w:tc>
       </w:tr>
       <w:tr>
+        <w:trPr>
+          <w:cantSplit/>
+        </w:trPr>
         <w:tc>
           <w:tcPr>
             <w:tcW w:type="dxa" w:w="2304"/>
@@ -924,12 +977,74 @@
               <w:rPr>
                 <w:b w:val="0"/>
               </w:rPr>
-              <w:t>Genera embeddings y mantiene funciones de búsqueda FAISS/matching textual; el buscador de recomendaciones asociado está comentado en la interfaz actual.</w:t>
+              <w:t>Genera embeddings y carga un índice FAISS en arranque; la búsqueda visible asociada a recomendaciones está comentada, pero la dependencia sigue activa.</w:t>
             </w:r>
           </w:p>
         </w:tc>
       </w:tr>
       <w:tr>
+        <w:trPr>
+          <w:cantSplit/>
+        </w:trPr>
+        <w:tc>
+          <w:tcPr>
+            <w:tcW w:type="dxa" w:w="2304"/>
+            <w:vAlign w:val="top"/>
+          </w:tcPr>
+          <w:p>
+            <w:pPr>
+              <w:spacing w:after="60"/>
+            </w:pPr>
+            <w:r/>
+            <w:r>
+              <w:rPr>
+                <w:b w:val="0"/>
+              </w:rPr>
+              <w:t>Chat documental</w:t>
+            </w:r>
+          </w:p>
+        </w:tc>
+        <w:tc>
+          <w:tcPr>
+            <w:tcW w:type="dxa" w:w="3600"/>
+            <w:vAlign w:val="top"/>
+          </w:tcPr>
+          <w:p>
+            <w:pPr>
+              <w:spacing w:after="60"/>
+            </w:pPr>
+            <w:r/>
+            <w:r>
+              <w:rPr>
+                <w:b w:val="0"/>
+              </w:rPr>
+              <w:t>Tab 4, truncate_to_token_limit, client.embeddings.create, faiss.IndexFlatIP</w:t>
+            </w:r>
+          </w:p>
+        </w:tc>
+        <w:tc>
+          <w:tcPr>
+            <w:tcW w:type="dxa" w:w="3888"/>
+            <w:vAlign w:val="top"/>
+          </w:tcPr>
+          <w:p>
+            <w:pPr>
+              <w:spacing w:after="60"/>
+            </w:pPr>
+            <w:r/>
+            <w:r>
+              <w:rPr>
+                <w:b w:val="0"/>
+              </w:rPr>
+              <w:t>Usa contexto completo para textos pequeños y RAG con fragmentos cacheados en sesión para textos grandes.</w:t>
+            </w:r>
+          </w:p>
+        </w:tc>
+      </w:tr>
+      <w:tr>
+        <w:trPr>
+          <w:cantSplit/>
+        </w:trPr>
         <w:tc>
           <w:tcPr>
             <w:tcW w:type="dxa" w:w="2304"/>
@@ -980,12 +1095,15 @@
               <w:rPr>
                 <w:b w:val="0"/>
               </w:rPr>
-              <w:t>Evalúa coherencia de planes, calidad, factibilidad, impacto, innovación y genera resumen ejecutivo.</w:t>
+              <w:t>Evalúa coherencia de planes, calidad, factibilidad, impacto, innovación y genera resumen ejecutivo; el modelo efectivo del análisis profundo es gpt-4o-mini aunque la UI muestre selector.</w:t>
             </w:r>
           </w:p>
         </w:tc>
       </w:tr>
       <w:tr>
+        <w:trPr>
+          <w:cantSplit/>
+        </w:trPr>
         <w:tc>
           <w:tcPr>
             <w:tcW w:type="dxa" w:w="2304"/>
@@ -1042,6 +1160,9 @@
         </w:tc>
       </w:tr>
       <w:tr>
+        <w:trPr>
+          <w:cantSplit/>
+        </w:trPr>
         <w:tc>
           <w:tcPr>
             <w:tcW w:type="dxa" w:w="2304"/>
@@ -1098,6 +1219,9 @@
         </w:tc>
       </w:tr>
       <w:tr>
+        <w:trPr>
+          <w:cantSplit/>
+        </w:trPr>
         <w:tc>
           <w:tcPr>
             <w:tcW w:type="dxa" w:w="2304"/>
@@ -1154,6 +1278,9 @@
         </w:tc>
       </w:tr>
       <w:tr>
+        <w:trPr>
+          <w:cantSplit/>
+        </w:trPr>
         <w:tc>
           <w:tcPr>
             <w:tcW w:type="dxa" w:w="2304"/>
@@ -1210,6 +1337,9 @@
         </w:tc>
       </w:tr>
       <w:tr>
+        <w:trPr>
+          <w:cantSplit/>
+        </w:trPr>
         <w:tc>
           <w:tcPr>
             <w:tcW w:type="dxa" w:w="2304"/>
@@ -1242,7 +1372,7 @@
               <w:rPr>
                 <w:b w:val="0"/>
               </w:rPr>
-              <w:t>EmbeddingsCache, classify_recommendations, verify_match_with_llm</w:t>
+              <w:t>EmbeddingsCache, classify_recommendations, classify_recommendations_en, verify_match_with_llm</w:t>
             </w:r>
           </w:p>
         </w:tc>
@@ -1260,7 +1390,7 @@
               <w:rPr>
                 <w:b w:val="0"/>
               </w:rPr>
-              <w:t>Clasifica recomendaciones contra marco, con caché persistente y verificación opcional por LLM.</w:t>
+              <w:t>Clasifica recomendaciones contra marco por similitud coseno en numpy, con caché persistente y verificación opcional por LLM.</w:t>
             </w:r>
           </w:p>
         </w:tc>
@@ -1280,7 +1410,7 @@
         <w:pStyle w:val="ListBullet"/>
       </w:pPr>
       <w:r>
-        <w:t>Cada pestaña usa claves propias de st.session_state, por ejemplo tab1_results_df, document_extracted_tab2, tab3_results, classified_world_df y deep_analysis_df.</w:t>
+        <w:t>Cada pestaña usa claves propias de st.session_state, por ejemplo tab1_results_df, document_extracted_tab2, tab3_results, doc_chat_docs, doc_chat_embeddings, classified_world_df y deep_analysis_df.</w:t>
       </w:r>
     </w:p>
     <w:p>
@@ -1304,6 +1434,14 @@
         <w:pStyle w:val="ListBullet"/>
       </w:pPr>
       <w:r>
+        <w:t>Excepción: Tab 4 detecta cambios de documentos por lista de nombres, no por hash de contenido.</w:t>
+      </w:r>
+    </w:p>
+    <w:p>
+      <w:pPr>
+        <w:pStyle w:val="ListBullet"/>
+      </w:pPr>
+      <w:r>
         <w:t>Los outputs descargables se generan en memoria con BytesIO; no se guardan automáticamente en disco.</w:t>
       </w:r>
     </w:p>
@@ -1312,7 +1450,25 @@
         <w:pStyle w:val="Heading2"/>
       </w:pPr>
       <w:r>
-        <w:t>5.1 Lógica especial de temas transversales</w:t>
+        <w:t>5.1 Lógica especial de preguntas en dos partes</w:t>
+      </w:r>
+    </w:p>
+    <w:p>
+      <w:r>
+        <w:t>parse_two_part_question separa preguntas compuestas y privilegia la Parte 2. analyze_question_with_llm_tab1 instruye al modelo a iniciar el razonamiento con 'Se identificaron 2 partes en esta pregunta.' y a usar la Parte 1 solo como contexto. _critic_impl repite la evaluación con el documento completo y _apply_critic_gate_and_render ajusta el veredicto con base en el conteo de elementos dedicados.</w:t>
+      </w:r>
+    </w:p>
+    <w:p>
+      <w:r>
+        <w:t>El sistema distingue evidencia [DEDICATED] de [FRAMING]. La evidencia de framing, como listas amplias de grupos o lenguaje general de inclusión, no puede justificar Partial o Yes por sí sola.</w:t>
+      </w:r>
+    </w:p>
+    <w:p>
+      <w:pPr>
+        <w:pStyle w:val="Heading2"/>
+      </w:pPr>
+      <w:r>
+        <w:t>5.2 Lógica especial de temas transversales</w:t>
       </w:r>
     </w:p>
     <w:p>
@@ -1322,7 +1478,7 @@
     </w:p>
     <w:p>
       <w:r>
-        <w:t>La salida de razonamiento para esos casos inicia con una línea de auditoría de criterios transversales: A corresponde a objetivo/producto/actividad y B a presupuesto. La regla aplicada es Yes=A+B, Partial=A o B, No=sin A ni B.</w:t>
+        <w:t>La salida de razonamiento para esos casos inicia con una línea de auditoría de criterios transversales: A corresponde a objetivo/producto/actividad y B a presupuesto. La regla aplicada es Yes=A+B, Partial=A o B, No=sin A ni B. Indicadores y metas no cuentan para la regla transversal.</w:t>
       </w:r>
     </w:p>
     <w:p>
@@ -1410,7 +1566,7 @@
         <w:pStyle w:val="ListBullet"/>
       </w:pPr>
       <w:r>
-        <w:t>Probar chat con TXT pequeño y DOCX grande para validar los dos caminos: contexto completo y RAG.</w:t>
+        <w:t>Probar chat con TXT pequeño y DOCX grande para validar los dos caminos: contexto completo y RAG; confirmar que cambiar contenido con el mismo nombre de archivo requiere reiniciar sesión o renombrar el archivo.</w:t>
       </w:r>
     </w:p>
     <w:p>
@@ -1451,6 +1607,22 @@
       </w:pPr>
       <w:r>
         <w:t>La inicialización de datos y embeddings aparece dos veces en el bloque principal.</w:t>
+      </w:r>
+    </w:p>
+    <w:p>
+      <w:pPr>
+        <w:pStyle w:val="ListBullet"/>
+      </w:pPr>
+      <w:r>
+        <w:t>Tab 4 promete trazabilidad por sección/página, pero la extracción de DOCX para chat solo lee párrafos con python-docx; no garantiza tablas, páginas ni metadatos jerárquicos.</w:t>
+      </w:r>
+    </w:p>
+    <w:p>
+      <w:pPr>
+        <w:pStyle w:val="ListBullet"/>
+      </w:pPr>
+      <w:r>
+        <w:t>Tabs 5 y 6 tienen un selector de modelo para análisis profundo que no controla el modelo efectivo; run_row_analysis usa gpt-4o-mini.</w:t>
       </w:r>
     </w:p>
     <w:p>

--- a/documentation/2_Documentacion_Codigo_Fuente.docx
+++ b/documentation/2_Documentacion_Codigo_Fuente.docx
@@ -35,9 +35,9 @@
       <w:r>
         <w:t>Guía de mantenimiento para la app principal</w:t>
         <w:br/>
-        <w:t>Fuente técnica: oli_v6_deploy.py</w:t>
+        <w:t>Fuente técnica: oli_v6_deploy.py + gpt_action_api.py</w:t>
         <w:br/>
-        <w:t>Actualizado: 11 de mayo de 2026</w:t>
+        <w:t>Actualizado: 15 de julio de 2026</w:t>
       </w:r>
     </w:p>
     <w:p/>
@@ -1665,6 +1665,1199 @@
         <w:t>La app no separa claramente capa de interfaz, dominio y servicios externos; cambios grandes deben hacerse con pruebas manuales por pestaña.</w:t>
       </w:r>
     </w:p>
+    <w:p>
+      <w:pPr>
+        <w:pStyle w:val="Heading1"/>
+      </w:pPr>
+      <w:r>
+        <w:t>9. Código del backend de los asistentes GPT</w:t>
+      </w:r>
+    </w:p>
+    <w:p>
+      <w:r>
+        <w:t>El backend que sirve a los tres GPTs es independiente de oli_v6_deploy.py: no importa Streamlit ni comparte estado con la app. Los motores de evaluación se extrajeron a módulos core sin dependencia de interfaz, de modo que el mismo código pueda ejecutarse desde Streamlit o desde la API.</w:t>
+      </w:r>
+    </w:p>
+    <w:p>
+      <w:pPr>
+        <w:pStyle w:val="Heading2"/>
+      </w:pPr>
+      <w:r>
+        <w:t>9.1 Archivos del backend</w:t>
+      </w:r>
+    </w:p>
+    <w:tbl>
+      <w:tblPr>
+        <w:tblStyle w:val="TableGrid"/>
+        <w:tblW w:type="auto" w:w="0"/>
+        <w:jc w:val="center"/>
+        <w:tblLook w:firstColumn="1" w:firstRow="1" w:lastColumn="0" w:lastRow="0" w:noHBand="0" w:noVBand="1" w:val="04A0"/>
+      </w:tblPr>
+      <w:tblGrid>
+        <w:gridCol w:w="5040"/>
+        <w:gridCol w:w="5040"/>
+      </w:tblGrid>
+      <w:tr>
+        <w:trPr>
+          <w:cantSplit/>
+          <w:tblHeader w:val="true"/>
+        </w:trPr>
+        <w:tc>
+          <w:tcPr>
+            <w:tcW w:type="dxa" w:w="3312"/>
+            <w:vAlign w:val="top"/>
+            <w:shd w:fill="002F6C"/>
+          </w:tcPr>
+          <w:p>
+            <w:pPr>
+              <w:spacing w:after="60"/>
+            </w:pPr>
+            <w:r/>
+            <w:r>
+              <w:rPr>
+                <w:b/>
+                <w:color w:val="FFFFFF"/>
+              </w:rPr>
+              <w:t>Archivo</w:t>
+            </w:r>
+          </w:p>
+        </w:tc>
+        <w:tc>
+          <w:tcPr>
+            <w:tcW w:type="dxa" w:w="6480"/>
+            <w:vAlign w:val="top"/>
+            <w:shd w:fill="002F6C"/>
+          </w:tcPr>
+          <w:p>
+            <w:pPr>
+              <w:spacing w:after="60"/>
+            </w:pPr>
+            <w:r/>
+            <w:r>
+              <w:rPr>
+                <w:b/>
+                <w:color w:val="FFFFFF"/>
+              </w:rPr>
+              <w:t>Rol</w:t>
+            </w:r>
+          </w:p>
+        </w:tc>
+      </w:tr>
+      <w:tr>
+        <w:trPr>
+          <w:cantSplit/>
+        </w:trPr>
+        <w:tc>
+          <w:tcPr>
+            <w:tcW w:type="dxa" w:w="3312"/>
+            <w:vAlign w:val="top"/>
+          </w:tcPr>
+          <w:p>
+            <w:pPr>
+              <w:spacing w:after="60"/>
+            </w:pPr>
+            <w:r/>
+            <w:r>
+              <w:rPr>
+                <w:b w:val="0"/>
+              </w:rPr>
+              <w:t>gpt_action_api.py</w:t>
+            </w:r>
+          </w:p>
+        </w:tc>
+        <w:tc>
+          <w:tcPr>
+            <w:tcW w:type="dxa" w:w="6480"/>
+            <w:vAlign w:val="top"/>
+          </w:tcPr>
+          <w:p>
+            <w:pPr>
+              <w:spacing w:after="60"/>
+            </w:pPr>
+            <w:r/>
+            <w:r>
+              <w:rPr>
+                <w:b w:val="0"/>
+              </w:rPr>
+              <w:t>Aplicación FastAPI: autenticación por cabecera, creación y sondeo de trabajos, descarga del DOCX desde OpenAI, endpoints /health y /privacy.</w:t>
+            </w:r>
+          </w:p>
+        </w:tc>
+      </w:tr>
+      <w:tr>
+        <w:trPr>
+          <w:cantSplit/>
+        </w:trPr>
+        <w:tc>
+          <w:tcPr>
+            <w:tcW w:type="dxa" w:w="3312"/>
+            <w:vAlign w:val="top"/>
+          </w:tcPr>
+          <w:p>
+            <w:pPr>
+              <w:spacing w:after="60"/>
+            </w:pPr>
+            <w:r/>
+            <w:r>
+              <w:rPr>
+                <w:b w:val="0"/>
+              </w:rPr>
+              <w:t>tab1_v3_core.py</w:t>
+            </w:r>
+          </w:p>
+        </w:tc>
+        <w:tc>
+          <w:tcPr>
+            <w:tcW w:type="dxa" w:w="6480"/>
+            <w:vAlign w:val="top"/>
+          </w:tcPr>
+          <w:p>
+            <w:pPr>
+              <w:spacing w:after="60"/>
+            </w:pPr>
+            <w:r/>
+            <w:r>
+              <w:rPr>
+                <w:b w:val="0"/>
+              </w:rPr>
+              <w:t>Motor de valoración preliminar v3: carga la rúbrica de 76 criterios, construye prompts, ejecuta la evaluación y arma el XLSX.</w:t>
+            </w:r>
+          </w:p>
+        </w:tc>
+      </w:tr>
+      <w:tr>
+        <w:trPr>
+          <w:cantSplit/>
+        </w:trPr>
+        <w:tc>
+          <w:tcPr>
+            <w:tcW w:type="dxa" w:w="3312"/>
+            <w:vAlign w:val="top"/>
+          </w:tcPr>
+          <w:p>
+            <w:pPr>
+              <w:spacing w:after="60"/>
+            </w:pPr>
+            <w:r/>
+            <w:r>
+              <w:rPr>
+                <w:b w:val="0"/>
+              </w:rPr>
+              <w:t>tab1_v3.py</w:t>
+            </w:r>
+          </w:p>
+        </w:tc>
+        <w:tc>
+          <w:tcPr>
+            <w:tcW w:type="dxa" w:w="6480"/>
+            <w:vAlign w:val="top"/>
+          </w:tcPr>
+          <w:p>
+            <w:pPr>
+              <w:spacing w:after="60"/>
+            </w:pPr>
+            <w:r/>
+            <w:r>
+              <w:rPr>
+                <w:b w:val="0"/>
+              </w:rPr>
+              <w:t>Envoltura Streamlit del mismo motor, usada por el Tab 7 experimental de la app.</w:t>
+            </w:r>
+          </w:p>
+        </w:tc>
+      </w:tr>
+      <w:tr>
+        <w:trPr>
+          <w:cantSplit/>
+        </w:trPr>
+        <w:tc>
+          <w:tcPr>
+            <w:tcW w:type="dxa" w:w="3312"/>
+            <w:vAlign w:val="top"/>
+          </w:tcPr>
+          <w:p>
+            <w:pPr>
+              <w:spacing w:after="60"/>
+            </w:pPr>
+            <w:r/>
+            <w:r>
+              <w:rPr>
+                <w:b w:val="0"/>
+              </w:rPr>
+              <w:t>tab2_core.py</w:t>
+            </w:r>
+          </w:p>
+        </w:tc>
+        <w:tc>
+          <w:tcPr>
+            <w:tcW w:type="dxa" w:w="6480"/>
+            <w:vAlign w:val="top"/>
+          </w:tcPr>
+          <w:p>
+            <w:pPr>
+              <w:spacing w:after="60"/>
+            </w:pPr>
+            <w:r/>
+            <w:r>
+              <w:rPr>
+                <w:b w:val="0"/>
+              </w:rPr>
+              <w:t>Motor de atributos específicos: tres rúbricas seleccionables, escala 1-5, consolidación por estabilidad.</w:t>
+            </w:r>
+          </w:p>
+        </w:tc>
+      </w:tr>
+      <w:tr>
+        <w:trPr>
+          <w:cantSplit/>
+        </w:trPr>
+        <w:tc>
+          <w:tcPr>
+            <w:tcW w:type="dxa" w:w="3312"/>
+            <w:vAlign w:val="top"/>
+          </w:tcPr>
+          <w:p>
+            <w:pPr>
+              <w:spacing w:after="60"/>
+            </w:pPr>
+            <w:r/>
+            <w:r>
+              <w:rPr>
+                <w:b w:val="0"/>
+              </w:rPr>
+              <w:t>sustainability_core.py</w:t>
+            </w:r>
+          </w:p>
+        </w:tc>
+        <w:tc>
+          <w:tcPr>
+            <w:tcW w:type="dxa" w:w="6480"/>
+            <w:vAlign w:val="top"/>
+          </w:tcPr>
+          <w:p>
+            <w:pPr>
+              <w:spacing w:after="60"/>
+            </w:pPr>
+            <w:r/>
+            <w:r>
+              <w:rPr>
+                <w:b w:val="0"/>
+              </w:rPr>
+              <w:t>Motor de sostenibilidad: 28 indicadores en tres dimensiones, escala 0-3, consolidación por estabilidad.</w:t>
+            </w:r>
+          </w:p>
+        </w:tc>
+      </w:tr>
+      <w:tr>
+        <w:trPr>
+          <w:cantSplit/>
+        </w:trPr>
+        <w:tc>
+          <w:tcPr>
+            <w:tcW w:type="dxa" w:w="3312"/>
+            <w:vAlign w:val="top"/>
+          </w:tcPr>
+          <w:p>
+            <w:pPr>
+              <w:spacing w:after="60"/>
+            </w:pPr>
+            <w:r/>
+            <w:r>
+              <w:rPr>
+                <w:b w:val="0"/>
+              </w:rPr>
+              <w:t>stability.py</w:t>
+            </w:r>
+          </w:p>
+        </w:tc>
+        <w:tc>
+          <w:tcPr>
+            <w:tcW w:type="dxa" w:w="6480"/>
+            <w:vAlign w:val="top"/>
+          </w:tcPr>
+          <w:p>
+            <w:pPr>
+              <w:spacing w:after="60"/>
+            </w:pPr>
+            <w:r/>
+            <w:r>
+              <w:rPr>
+                <w:b w:val="0"/>
+              </w:rPr>
+              <w:t>Módulo compartido de repetición y consolidación: ejecuta cada ítem N veces, colapsa a la moda y calcula el porcentaje de estabilidad.</w:t>
+            </w:r>
+          </w:p>
+        </w:tc>
+      </w:tr>
+      <w:tr>
+        <w:trPr>
+          <w:cantSplit/>
+        </w:trPr>
+        <w:tc>
+          <w:tcPr>
+            <w:tcW w:type="dxa" w:w="3312"/>
+            <w:vAlign w:val="top"/>
+          </w:tcPr>
+          <w:p>
+            <w:pPr>
+              <w:spacing w:after="60"/>
+            </w:pPr>
+            <w:r/>
+            <w:r>
+              <w:rPr>
+                <w:b w:val="0"/>
+              </w:rPr>
+              <w:t>openapi_gpt_action_v3.yaml</w:t>
+            </w:r>
+          </w:p>
+        </w:tc>
+        <w:tc>
+          <w:tcPr>
+            <w:tcW w:type="dxa" w:w="6480"/>
+            <w:vAlign w:val="top"/>
+          </w:tcPr>
+          <w:p>
+            <w:pPr>
+              <w:spacing w:after="60"/>
+            </w:pPr>
+            <w:r/>
+            <w:r>
+              <w:rPr>
+                <w:b w:val="0"/>
+              </w:rPr>
+              <w:t>Especificación OpenAPI que se pega en la Action del GPT de valoración.</w:t>
+            </w:r>
+          </w:p>
+        </w:tc>
+      </w:tr>
+      <w:tr>
+        <w:trPr>
+          <w:cantSplit/>
+        </w:trPr>
+        <w:tc>
+          <w:tcPr>
+            <w:tcW w:type="dxa" w:w="3312"/>
+            <w:vAlign w:val="top"/>
+          </w:tcPr>
+          <w:p>
+            <w:pPr>
+              <w:spacing w:after="60"/>
+            </w:pPr>
+            <w:r/>
+            <w:r>
+              <w:rPr>
+                <w:b w:val="0"/>
+              </w:rPr>
+              <w:t>openapi_gpt_action_tab2.yaml</w:t>
+            </w:r>
+          </w:p>
+        </w:tc>
+        <w:tc>
+          <w:tcPr>
+            <w:tcW w:type="dxa" w:w="6480"/>
+            <w:vAlign w:val="top"/>
+          </w:tcPr>
+          <w:p>
+            <w:pPr>
+              <w:spacing w:after="60"/>
+            </w:pPr>
+            <w:r/>
+            <w:r>
+              <w:rPr>
+                <w:b w:val="0"/>
+              </w:rPr>
+              <w:t>Especificación OpenAPI del GPT de atributos específicos.</w:t>
+            </w:r>
+          </w:p>
+        </w:tc>
+      </w:tr>
+      <w:tr>
+        <w:trPr>
+          <w:cantSplit/>
+        </w:trPr>
+        <w:tc>
+          <w:tcPr>
+            <w:tcW w:type="dxa" w:w="3312"/>
+            <w:vAlign w:val="top"/>
+          </w:tcPr>
+          <w:p>
+            <w:pPr>
+              <w:spacing w:after="60"/>
+            </w:pPr>
+            <w:r/>
+            <w:r>
+              <w:rPr>
+                <w:b w:val="0"/>
+              </w:rPr>
+              <w:t>openapi_gpt_action_sustainability.yaml</w:t>
+            </w:r>
+          </w:p>
+        </w:tc>
+        <w:tc>
+          <w:tcPr>
+            <w:tcW w:type="dxa" w:w="6480"/>
+            <w:vAlign w:val="top"/>
+          </w:tcPr>
+          <w:p>
+            <w:pPr>
+              <w:spacing w:after="60"/>
+            </w:pPr>
+            <w:r/>
+            <w:r>
+              <w:rPr>
+                <w:b w:val="0"/>
+              </w:rPr>
+              <w:t>Especificación OpenAPI del GPT de sostenibilidad.</w:t>
+            </w:r>
+          </w:p>
+        </w:tc>
+      </w:tr>
+      <w:tr>
+        <w:trPr>
+          <w:cantSplit/>
+        </w:trPr>
+        <w:tc>
+          <w:tcPr>
+            <w:tcW w:type="dxa" w:w="3312"/>
+            <w:vAlign w:val="top"/>
+          </w:tcPr>
+          <w:p>
+            <w:pPr>
+              <w:spacing w:after="60"/>
+            </w:pPr>
+            <w:r/>
+            <w:r>
+              <w:rPr>
+                <w:b w:val="0"/>
+              </w:rPr>
+              <w:t>Dockerfile.gpt-action</w:t>
+            </w:r>
+          </w:p>
+        </w:tc>
+        <w:tc>
+          <w:tcPr>
+            <w:tcW w:type="dxa" w:w="6480"/>
+            <w:vAlign w:val="top"/>
+          </w:tcPr>
+          <w:p>
+            <w:pPr>
+              <w:spacing w:after="60"/>
+            </w:pPr>
+            <w:r/>
+            <w:r>
+              <w:rPr>
+                <w:b w:val="0"/>
+              </w:rPr>
+              <w:t>Imagen Docker del backend sobre Python 3.10-slim.</w:t>
+            </w:r>
+          </w:p>
+        </w:tc>
+      </w:tr>
+      <w:tr>
+        <w:trPr>
+          <w:cantSplit/>
+        </w:trPr>
+        <w:tc>
+          <w:tcPr>
+            <w:tcW w:type="dxa" w:w="3312"/>
+            <w:vAlign w:val="top"/>
+          </w:tcPr>
+          <w:p>
+            <w:pPr>
+              <w:spacing w:after="60"/>
+            </w:pPr>
+            <w:r/>
+            <w:r>
+              <w:rPr>
+                <w:b w:val="0"/>
+              </w:rPr>
+              <w:t>docker-compose.gpt-action.yml</w:t>
+            </w:r>
+          </w:p>
+        </w:tc>
+        <w:tc>
+          <w:tcPr>
+            <w:tcW w:type="dxa" w:w="6480"/>
+            <w:vAlign w:val="top"/>
+          </w:tcPr>
+          <w:p>
+            <w:pPr>
+              <w:spacing w:after="60"/>
+            </w:pPr>
+            <w:r/>
+            <w:r>
+              <w:rPr>
+                <w:b w:val="0"/>
+              </w:rPr>
+              <w:t>Ejecución local del backend en contenedor.</w:t>
+            </w:r>
+          </w:p>
+        </w:tc>
+      </w:tr>
+      <w:tr>
+        <w:trPr>
+          <w:cantSplit/>
+        </w:trPr>
+        <w:tc>
+          <w:tcPr>
+            <w:tcW w:type="dxa" w:w="3312"/>
+            <w:vAlign w:val="top"/>
+          </w:tcPr>
+          <w:p>
+            <w:pPr>
+              <w:spacing w:after="60"/>
+            </w:pPr>
+            <w:r/>
+            <w:r>
+              <w:rPr>
+                <w:b w:val="0"/>
+              </w:rPr>
+              <w:t>requirements.gpt-action.txt</w:t>
+            </w:r>
+          </w:p>
+        </w:tc>
+        <w:tc>
+          <w:tcPr>
+            <w:tcW w:type="dxa" w:w="6480"/>
+            <w:vAlign w:val="top"/>
+          </w:tcPr>
+          <w:p>
+            <w:pPr>
+              <w:spacing w:after="60"/>
+            </w:pPr>
+            <w:r/>
+            <w:r>
+              <w:rPr>
+                <w:b w:val="0"/>
+              </w:rPr>
+              <w:t>Dependencias del backend, separadas de requirements.txt de Streamlit.</w:t>
+            </w:r>
+          </w:p>
+        </w:tc>
+      </w:tr>
+      <w:tr>
+        <w:trPr>
+          <w:cantSplit/>
+        </w:trPr>
+        <w:tc>
+          <w:tcPr>
+            <w:tcW w:type="dxa" w:w="3312"/>
+            <w:vAlign w:val="top"/>
+          </w:tcPr>
+          <w:p>
+            <w:pPr>
+              <w:spacing w:after="60"/>
+            </w:pPr>
+            <w:r/>
+            <w:r>
+              <w:rPr>
+                <w:b w:val="0"/>
+              </w:rPr>
+              <w:t>render.yaml</w:t>
+            </w:r>
+          </w:p>
+        </w:tc>
+        <w:tc>
+          <w:tcPr>
+            <w:tcW w:type="dxa" w:w="6480"/>
+            <w:vAlign w:val="top"/>
+          </w:tcPr>
+          <w:p>
+            <w:pPr>
+              <w:spacing w:after="60"/>
+            </w:pPr>
+            <w:r/>
+            <w:r>
+              <w:rPr>
+                <w:b w:val="0"/>
+              </w:rPr>
+              <w:t>Blueprint de Render: servicio, runtime, health check y variables de entorno.</w:t>
+            </w:r>
+          </w:p>
+        </w:tc>
+      </w:tr>
+    </w:tbl>
+    <w:p/>
+    <w:p>
+      <w:pPr>
+        <w:pStyle w:val="Heading2"/>
+      </w:pPr>
+      <w:r>
+        <w:t>9.2 Ejecución local del backend</w:t>
+      </w:r>
+    </w:p>
+    <w:p>
+      <w:pPr>
+        <w:spacing w:after="0"/>
+      </w:pPr>
+      <w:r>
+        <w:rPr>
+          <w:rFonts w:ascii="Courier New" w:hAnsi="Courier New"/>
+          <w:sz w:val="18"/>
+        </w:rPr>
+        <w:t>pip install -r requirements.gpt-action.txt</w:t>
+      </w:r>
+    </w:p>
+    <w:p>
+      <w:pPr>
+        <w:spacing w:after="0"/>
+      </w:pPr>
+      <w:r>
+        <w:rPr>
+          <w:rFonts w:ascii="Courier New" w:hAnsi="Courier New"/>
+          <w:sz w:val="18"/>
+        </w:rPr>
+        <w:t>export OPENAI_API_KEY=...</w:t>
+      </w:r>
+    </w:p>
+    <w:p>
+      <w:pPr>
+        <w:spacing w:after="0"/>
+      </w:pPr>
+      <w:r>
+        <w:rPr>
+          <w:rFonts w:ascii="Courier New" w:hAnsi="Courier New"/>
+          <w:sz w:val="18"/>
+        </w:rPr>
+        <w:t>export ILO_GPT_ACTION_API_KEY=...</w:t>
+      </w:r>
+    </w:p>
+    <w:p>
+      <w:pPr>
+        <w:spacing w:after="0"/>
+      </w:pPr>
+      <w:r>
+        <w:rPr>
+          <w:rFonts w:ascii="Courier New" w:hAnsi="Courier New"/>
+          <w:sz w:val="18"/>
+        </w:rPr>
+        <w:t>uvicorn gpt_action_api:app --reload --port 8000</w:t>
+      </w:r>
+    </w:p>
+    <w:p>
+      <w:pPr>
+        <w:spacing w:after="0"/>
+      </w:pPr>
+      <w:r>
+        <w:rPr>
+          <w:rFonts w:ascii="Courier New" w:hAnsi="Courier New"/>
+          <w:sz w:val="18"/>
+        </w:rPr>
+      </w:r>
+    </w:p>
+    <w:p>
+      <w:pPr>
+        <w:spacing w:after="0"/>
+      </w:pPr>
+      <w:r>
+        <w:rPr>
+          <w:rFonts w:ascii="Courier New" w:hAnsi="Courier New"/>
+          <w:sz w:val="18"/>
+        </w:rPr>
+        <w:t># o en contenedor:</w:t>
+      </w:r>
+    </w:p>
+    <w:p>
+      <w:pPr>
+        <w:spacing w:after="0"/>
+      </w:pPr>
+      <w:r>
+        <w:rPr>
+          <w:rFonts w:ascii="Courier New" w:hAnsi="Courier New"/>
+          <w:sz w:val="18"/>
+        </w:rPr>
+        <w:t>docker compose -f docker-compose.gpt-action.yml up</w:t>
+      </w:r>
+    </w:p>
+    <w:p>
+      <w:r>
+        <w:t>El proceso debe ejecutarse desde el directorio que contiene los archivos de rúbrica, porque los motores los resuelven por ruta relativa.</w:t>
+      </w:r>
+    </w:p>
+    <w:p>
+      <w:pPr>
+        <w:pStyle w:val="Heading2"/>
+      </w:pPr>
+      <w:r>
+        <w:t>9.3 Mapa de funciones del backend</w:t>
+      </w:r>
+    </w:p>
+    <w:tbl>
+      <w:tblPr>
+        <w:tblStyle w:val="TableGrid"/>
+        <w:tblW w:type="auto" w:w="0"/>
+        <w:jc w:val="center"/>
+        <w:tblLook w:firstColumn="1" w:firstRow="1" w:lastColumn="0" w:lastRow="0" w:noHBand="0" w:noVBand="1" w:val="04A0"/>
+      </w:tblPr>
+      <w:tblGrid>
+        <w:gridCol w:w="5040"/>
+        <w:gridCol w:w="5040"/>
+      </w:tblGrid>
+      <w:tr>
+        <w:trPr>
+          <w:cantSplit/>
+          <w:tblHeader w:val="true"/>
+        </w:trPr>
+        <w:tc>
+          <w:tcPr>
+            <w:tcW w:type="dxa" w:w="3600"/>
+            <w:vAlign w:val="top"/>
+            <w:shd w:fill="002F6C"/>
+          </w:tcPr>
+          <w:p>
+            <w:pPr>
+              <w:spacing w:after="60"/>
+            </w:pPr>
+            <w:r/>
+            <w:r>
+              <w:rPr>
+                <w:b/>
+                <w:color w:val="FFFFFF"/>
+              </w:rPr>
+              <w:t>Función o endpoint</w:t>
+            </w:r>
+          </w:p>
+        </w:tc>
+        <w:tc>
+          <w:tcPr>
+            <w:tcW w:type="dxa" w:w="6192"/>
+            <w:vAlign w:val="top"/>
+            <w:shd w:fill="002F6C"/>
+          </w:tcPr>
+          <w:p>
+            <w:pPr>
+              <w:spacing w:after="60"/>
+            </w:pPr>
+            <w:r/>
+            <w:r>
+              <w:rPr>
+                <w:b/>
+                <w:color w:val="FFFFFF"/>
+              </w:rPr>
+              <w:t>Responsabilidad</w:t>
+            </w:r>
+          </w:p>
+        </w:tc>
+      </w:tr>
+      <w:tr>
+        <w:trPr>
+          <w:cantSplit/>
+        </w:trPr>
+        <w:tc>
+          <w:tcPr>
+            <w:tcW w:type="dxa" w:w="3600"/>
+            <w:vAlign w:val="top"/>
+          </w:tcPr>
+          <w:p>
+            <w:pPr>
+              <w:spacing w:after="60"/>
+            </w:pPr>
+            <w:r/>
+            <w:r>
+              <w:rPr>
+                <w:b w:val="0"/>
+              </w:rPr>
+              <w:t>require_api_key</w:t>
+            </w:r>
+          </w:p>
+        </w:tc>
+        <w:tc>
+          <w:tcPr>
+            <w:tcW w:type="dxa" w:w="6192"/>
+            <w:vAlign w:val="top"/>
+          </w:tcPr>
+          <w:p>
+            <w:pPr>
+              <w:spacing w:after="60"/>
+            </w:pPr>
+            <w:r/>
+            <w:r>
+              <w:rPr>
+                <w:b w:val="0"/>
+              </w:rPr>
+              <w:t>Compara la cabecera X-API-Key contra ILO_GPT_ACTION_API_KEY; protege todos los endpoints de trabajos.</w:t>
+            </w:r>
+          </w:p>
+        </w:tc>
+      </w:tr>
+      <w:tr>
+        <w:trPr>
+          <w:cantSplit/>
+        </w:trPr>
+        <w:tc>
+          <w:tcPr>
+            <w:tcW w:type="dxa" w:w="3600"/>
+            <w:vAlign w:val="top"/>
+          </w:tcPr>
+          <w:p>
+            <w:pPr>
+              <w:spacing w:after="60"/>
+            </w:pPr>
+            <w:r/>
+            <w:r>
+              <w:rPr>
+                <w:b w:val="0"/>
+              </w:rPr>
+              <w:t>POST /v3/jobs, /attributes/jobs, /sustainability/jobs</w:t>
+            </w:r>
+          </w:p>
+        </w:tc>
+        <w:tc>
+          <w:tcPr>
+            <w:tcW w:type="dxa" w:w="6192"/>
+            <w:vAlign w:val="top"/>
+          </w:tcPr>
+          <w:p>
+            <w:pPr>
+              <w:spacing w:after="60"/>
+            </w:pPr>
+            <w:r/>
+            <w:r>
+              <w:rPr>
+                <w:b w:val="0"/>
+              </w:rPr>
+              <w:t>Registran un trabajo, devuelven su identificador y lanzan la evaluación en segundo plano.</w:t>
+            </w:r>
+          </w:p>
+        </w:tc>
+      </w:tr>
+      <w:tr>
+        <w:trPr>
+          <w:cantSplit/>
+        </w:trPr>
+        <w:tc>
+          <w:tcPr>
+            <w:tcW w:type="dxa" w:w="3600"/>
+            <w:vAlign w:val="top"/>
+          </w:tcPr>
+          <w:p>
+            <w:pPr>
+              <w:spacing w:after="60"/>
+            </w:pPr>
+            <w:r/>
+            <w:r>
+              <w:rPr>
+                <w:b w:val="0"/>
+              </w:rPr>
+              <w:t>GET /{familia}/jobs/{id}</w:t>
+            </w:r>
+          </w:p>
+        </w:tc>
+        <w:tc>
+          <w:tcPr>
+            <w:tcW w:type="dxa" w:w="6192"/>
+            <w:vAlign w:val="top"/>
+          </w:tcPr>
+          <w:p>
+            <w:pPr>
+              <w:spacing w:after="60"/>
+            </w:pPr>
+            <w:r/>
+            <w:r>
+              <w:rPr>
+                <w:b w:val="0"/>
+              </w:rPr>
+              <w:t>Devuelve el estado del trabajo: queued, running, succeeded o failed, con progreso cuando está disponible.</w:t>
+            </w:r>
+          </w:p>
+        </w:tc>
+      </w:tr>
+      <w:tr>
+        <w:trPr>
+          <w:cantSplit/>
+        </w:trPr>
+        <w:tc>
+          <w:tcPr>
+            <w:tcW w:type="dxa" w:w="3600"/>
+            <w:vAlign w:val="top"/>
+          </w:tcPr>
+          <w:p>
+            <w:pPr>
+              <w:spacing w:after="60"/>
+            </w:pPr>
+            <w:r/>
+            <w:r>
+              <w:rPr>
+                <w:b w:val="0"/>
+              </w:rPr>
+              <w:t>GET /{familia}/jobs/{id}/result</w:t>
+            </w:r>
+          </w:p>
+        </w:tc>
+        <w:tc>
+          <w:tcPr>
+            <w:tcW w:type="dxa" w:w="6192"/>
+            <w:vAlign w:val="top"/>
+          </w:tcPr>
+          <w:p>
+            <w:pPr>
+              <w:spacing w:after="60"/>
+            </w:pPr>
+            <w:r/>
+            <w:r>
+              <w:rPr>
+                <w:b w:val="0"/>
+              </w:rPr>
+              <w:t>Devuelve el resumen estructurado y el XLSX codificado en base64.</w:t>
+            </w:r>
+          </w:p>
+        </w:tc>
+      </w:tr>
+      <w:tr>
+        <w:trPr>
+          <w:cantSplit/>
+        </w:trPr>
+        <w:tc>
+          <w:tcPr>
+            <w:tcW w:type="dxa" w:w="3600"/>
+            <w:vAlign w:val="top"/>
+          </w:tcPr>
+          <w:p>
+            <w:pPr>
+              <w:spacing w:after="60"/>
+            </w:pPr>
+            <w:r/>
+            <w:r>
+              <w:rPr>
+                <w:b w:val="0"/>
+              </w:rPr>
+              <w:t>GET /health</w:t>
+            </w:r>
+          </w:p>
+        </w:tc>
+        <w:tc>
+          <w:tcPr>
+            <w:tcW w:type="dxa" w:w="6192"/>
+            <w:vAlign w:val="top"/>
+          </w:tcPr>
+          <w:p>
+            <w:pPr>
+              <w:spacing w:after="60"/>
+            </w:pPr>
+            <w:r/>
+            <w:r>
+              <w:rPr>
+                <w:b w:val="0"/>
+              </w:rPr>
+              <w:t>Sonda de disponibilidad usada por Render. No requiere autenticación.</w:t>
+            </w:r>
+          </w:p>
+        </w:tc>
+      </w:tr>
+      <w:tr>
+        <w:trPr>
+          <w:cantSplit/>
+        </w:trPr>
+        <w:tc>
+          <w:tcPr>
+            <w:tcW w:type="dxa" w:w="3600"/>
+            <w:vAlign w:val="top"/>
+          </w:tcPr>
+          <w:p>
+            <w:pPr>
+              <w:spacing w:after="60"/>
+            </w:pPr>
+            <w:r/>
+            <w:r>
+              <w:rPr>
+                <w:b w:val="0"/>
+              </w:rPr>
+              <w:t>GET /privacy</w:t>
+            </w:r>
+          </w:p>
+        </w:tc>
+        <w:tc>
+          <w:tcPr>
+            <w:tcW w:type="dxa" w:w="6192"/>
+            <w:vAlign w:val="top"/>
+          </w:tcPr>
+          <w:p>
+            <w:pPr>
+              <w:spacing w:after="60"/>
+            </w:pPr>
+            <w:r/>
+            <w:r>
+              <w:rPr>
+                <w:b w:val="0"/>
+              </w:rPr>
+              <w:t>Política de privacidad en HTML. Requisito de ChatGPT para publicar un GPT con Action. No requiere autenticación.</w:t>
+            </w:r>
+          </w:p>
+        </w:tc>
+      </w:tr>
+      <w:tr>
+        <w:trPr>
+          <w:cantSplit/>
+        </w:trPr>
+        <w:tc>
+          <w:tcPr>
+            <w:tcW w:type="dxa" w:w="3600"/>
+            <w:vAlign w:val="top"/>
+          </w:tcPr>
+          <w:p>
+            <w:pPr>
+              <w:spacing w:after="60"/>
+            </w:pPr>
+            <w:r/>
+            <w:r>
+              <w:rPr>
+                <w:b w:val="0"/>
+              </w:rPr>
+              <w:t>stability.evaluate_with_stability</w:t>
+            </w:r>
+          </w:p>
+        </w:tc>
+        <w:tc>
+          <w:tcPr>
+            <w:tcW w:type="dxa" w:w="6192"/>
+            <w:vAlign w:val="top"/>
+          </w:tcPr>
+          <w:p>
+            <w:pPr>
+              <w:spacing w:after="60"/>
+            </w:pPr>
+            <w:r/>
+            <w:r>
+              <w:rPr>
+                <w:b w:val="0"/>
+              </w:rPr>
+              <w:t>Ejecuta cada ítem repeats veces en paralelo y delega la consolidación al agregador del motor.</w:t>
+            </w:r>
+          </w:p>
+        </w:tc>
+      </w:tr>
+      <w:tr>
+        <w:trPr>
+          <w:cantSplit/>
+        </w:trPr>
+        <w:tc>
+          <w:tcPr>
+            <w:tcW w:type="dxa" w:w="3600"/>
+            <w:vAlign w:val="top"/>
+          </w:tcPr>
+          <w:p>
+            <w:pPr>
+              <w:spacing w:after="60"/>
+            </w:pPr>
+            <w:r/>
+            <w:r>
+              <w:rPr>
+                <w:b w:val="0"/>
+              </w:rPr>
+              <w:t>stability.aggregate_runs</w:t>
+            </w:r>
+          </w:p>
+        </w:tc>
+        <w:tc>
+          <w:tcPr>
+            <w:tcW w:type="dxa" w:w="6192"/>
+            <w:vAlign w:val="top"/>
+          </w:tcPr>
+          <w:p>
+            <w:pPr>
+              <w:spacing w:after="60"/>
+            </w:pPr>
+            <w:r/>
+            <w:r>
+              <w:rPr>
+                <w:b w:val="0"/>
+              </w:rPr>
+              <w:t>Colapsa las corridas al valor modal y calcula estabilidad, distribución y deriva.</w:t>
+            </w:r>
+          </w:p>
+        </w:tc>
+      </w:tr>
+      <w:tr>
+        <w:trPr>
+          <w:cantSplit/>
+        </w:trPr>
+        <w:tc>
+          <w:tcPr>
+            <w:tcW w:type="dxa" w:w="3600"/>
+            <w:vAlign w:val="top"/>
+          </w:tcPr>
+          <w:p>
+            <w:pPr>
+              <w:spacing w:after="60"/>
+            </w:pPr>
+            <w:r/>
+            <w:r>
+              <w:rPr>
+                <w:b w:val="0"/>
+              </w:rPr>
+              <w:t>results_to_xlsx_bytes</w:t>
+            </w:r>
+          </w:p>
+        </w:tc>
+        <w:tc>
+          <w:tcPr>
+            <w:tcW w:type="dxa" w:w="6192"/>
+            <w:vAlign w:val="top"/>
+          </w:tcPr>
+          <w:p>
+            <w:pPr>
+              <w:spacing w:after="60"/>
+            </w:pPr>
+            <w:r/>
+            <w:r>
+              <w:rPr>
+                <w:b w:val="0"/>
+              </w:rPr>
+              <w:t>Presente en los tres motores; construye el XLSX final con xlsxwriter.</w:t>
+            </w:r>
+          </w:p>
+        </w:tc>
+      </w:tr>
+    </w:tbl>
+    <w:p/>
+    <w:p>
+      <w:pPr>
+        <w:pStyle w:val="Heading2"/>
+      </w:pPr>
+      <w:r>
+        <w:t>9.4 Deuda técnica del backend</w:t>
+      </w:r>
+    </w:p>
+    <w:p>
+      <w:pPr>
+        <w:pStyle w:val="ListBullet"/>
+      </w:pPr>
+      <w:r>
+        <w:t>El diccionario JOBS es almacenamiento en memoria del proceso: no sobrevive a reinicios ni admite más de una instancia del servicio.</w:t>
+      </w:r>
+    </w:p>
+    <w:p>
+      <w:pPr>
+        <w:pStyle w:val="ListBullet"/>
+      </w:pPr>
+      <w:r>
+        <w:t>No hay expiración de trabajos: un proceso de larga vida acumula resultados en memoria indefinidamente.</w:t>
+      </w:r>
+    </w:p>
+    <w:p>
+      <w:pPr>
+        <w:pStyle w:val="ListBullet"/>
+      </w:pPr>
+      <w:r>
+        <w:t>Los tres motores duplican la función results_to_xlsx_bytes con variaciones menores; podrían converger si el formato de salida se unifica.</w:t>
+      </w:r>
+    </w:p>
+    <w:p>
+      <w:pPr>
+        <w:pStyle w:val="ListBullet"/>
+      </w:pPr>
+      <w:r>
+        <w:t>Las rúbricas se resuelven por ruta relativa al directorio de ejecución, lo que acopla el proceso a su working directory.</w:t>
+      </w:r>
+    </w:p>
+    <w:p>
+      <w:pPr>
+        <w:pStyle w:val="ListBullet"/>
+      </w:pPr>
+      <w:r>
+        <w:t>stability.py incluye un _demo() ejecutable como autocomprobación; es el único código del backend con verificación automática.</w:t>
+      </w:r>
+    </w:p>
     <w:sectPr>
       <w:pgSz w:w="12240" w:h="15840"/>
       <w:pgMar w:top="1008" w:right="1080" w:bottom="1008" w:left="1080" w:header="720" w:footer="720" w:gutter="0"/>
